--- a/files/BRD_Strategy_Memo.docx
+++ b/files/BRD_Strategy_Memo.docx
@@ -4,79 +4,337 @@
   <w:body>
     <w:p>
       <w:pPr>
-        <w:pStyle w:val="Title"/>
+        <w:jc w:val="left"/>
       </w:pPr>
       <w:r>
         <w:rPr>
-          <w:color w:val="1F4E78"/>
+          <w:b/>
+          <w:color w:val="6B7280"/>
+          <w:sz w:val="18"/>
         </w:rPr>
-        <w:t>Strategy Memo — Capital Allocation Re-baselining FY2026</w:t>
-      </w:r>
-    </w:p>
-    <w:p>
-      <w:r>
-        <w:t>For: Board Strategy Committee, 28 April 2026 | Author: Mod Admin (Group Strategy Director) | Sponsor: Hadar Caspit (Group CFO). Confidential.</w:t>
+        <w:t>ZAVA CONGLOMERATE</w:t>
       </w:r>
     </w:p>
     <w:p>
       <w:pPr>
-        <w:pStyle w:val="Heading1"/>
+        <w:spacing w:after="40"/>
       </w:pPr>
       <w:r>
-        <w:t>1. The decision we want the Board to take</w:t>
-      </w:r>
-    </w:p>
-    <w:p>
-      <w:r>
-        <w:t>The Board is asked to approve a re-baselining of the FY2026-FY2030 capital allocation envelope from MYR 12.4B to MYR 14.8B (a 19% uplift) and to formally tilt the allocation toward Banking + Property and away from Plantation + Logistics. The funding profile is preserved (51% internal, 31% sukuk, 18% bank facilities), so no additional shareholder dilution is required.</w:t>
+        <w:rPr>
+          <w:b/>
+          <w:color w:val="1F2D55"/>
+          <w:sz w:val="44"/>
+        </w:rPr>
+        <w:t>BRD Strategy Memo</w:t>
       </w:r>
     </w:p>
     <w:p>
       <w:pPr>
-        <w:pStyle w:val="Heading1"/>
+        <w:spacing w:after="200"/>
       </w:pPr>
       <w:r>
-        <w:t>2. Why we propose this re-baselining</w:t>
+        <w:rPr>
+          <w:i/>
+          <w:color w:val="4B5B7C"/>
+          <w:sz w:val="22"/>
+        </w:rPr>
+        <w:t>Strategy Document · Zava Forward 2030</w:t>
       </w:r>
     </w:p>
     <w:p>
       <w:pPr>
-        <w:pStyle w:val="ListBullet"/>
+        <w:spacing w:after="40"/>
       </w:pPr>
       <w:r>
-        <w:t>Banking integration with Apex Banking Group has progressed faster than planned; ROIC trajectory now ahead of underwriting case by 80bps; incremental MYR 1.6B capex unlocks the next phase of digital banking + cross-sell.</w:t>
+        <w:rPr>
+          <w:b/>
+          <w:color w:val="1F2D55"/>
+          <w:sz w:val="20"/>
+        </w:rPr>
+        <w:t xml:space="preserve">Owner:  </w:t>
+      </w:r>
+      <w:r>
+        <w:rPr>
+          <w:sz w:val="20"/>
+        </w:rPr>
+        <w:t>Group Strategy Director</w:t>
       </w:r>
     </w:p>
     <w:p>
       <w:pPr>
-        <w:pStyle w:val="ListBullet"/>
+        <w:spacing w:after="40"/>
       </w:pPr>
       <w:r>
-        <w:t>Property — Bandar Zava Phase 2 will be MYR 600M over-budget due to specification upgrades and a sub-contractor litigation provision. Proposed: contain to MYR 350M overrun + accelerate Phase 3 to capture demand.</w:t>
+        <w:rPr>
+          <w:b/>
+          <w:color w:val="1F2D55"/>
+          <w:sz w:val="20"/>
+        </w:rPr>
+        <w:t xml:space="preserve">Approved:  </w:t>
+      </w:r>
+      <w:r>
+        <w:rPr>
+          <w:sz w:val="20"/>
+        </w:rPr>
+        <w:t>Board, May 2026</w:t>
       </w:r>
     </w:p>
     <w:p>
       <w:pPr>
-        <w:pStyle w:val="ListBullet"/>
+        <w:spacing w:after="40"/>
       </w:pPr>
       <w:r>
-        <w:t>Plantation — replanting capex demand is MYR 480M LESS than originally modelled because of yield-enhancement programme outperformance. Funds redeployable.</w:t>
+        <w:rPr>
+          <w:b/>
+          <w:color w:val="1F2D55"/>
+          <w:sz w:val="20"/>
+        </w:rPr>
+        <w:t xml:space="preserve">Horizon:  </w:t>
+      </w:r>
+      <w:r>
+        <w:rPr>
+          <w:sz w:val="20"/>
+        </w:rPr>
+        <w:t>FY2026 – FY2030</w:t>
       </w:r>
     </w:p>
     <w:p>
       <w:pPr>
-        <w:pStyle w:val="ListBullet"/>
+        <w:spacing w:after="40"/>
       </w:pPr>
       <w:r>
-        <w:t>Logistics — last-mile JV with Tropika Sdn Bhd materially de-risked; only MYR 220M of the originally-modelled MYR 580M is now required.</w:t>
+        <w:rPr>
+          <w:b/>
+          <w:color w:val="1F2D55"/>
+          <w:sz w:val="20"/>
+        </w:rPr>
+        <w:t xml:space="preserve">Review cadence:  </w:t>
+      </w:r>
+      <w:r>
+        <w:rPr>
+          <w:sz w:val="20"/>
+        </w:rPr>
+        <w:t>Annual full refresh; quarterly progress review</w:t>
       </w:r>
     </w:p>
     <w:p>
       <w:pPr>
-        <w:pStyle w:val="Heading1"/>
+        <w:spacing w:after="40"/>
       </w:pPr>
       <w:r>
-        <w:t>3. Proposed allocation (MYR B, FY2026-FY2030)</w:t>
+        <w:rPr>
+          <w:b/>
+          <w:color w:val="1F2D55"/>
+          <w:sz w:val="20"/>
+        </w:rPr>
+        <w:t xml:space="preserve">Source file:  </w:t>
+      </w:r>
+      <w:r>
+        <w:rPr>
+          <w:sz w:val="20"/>
+        </w:rPr>
+        <w:t>BRD_Strategy_Memo.docx</w:t>
+      </w:r>
+    </w:p>
+    <w:p>
+      <w:pPr>
+        <w:spacing w:before="240" w:after="80"/>
+      </w:pPr>
+      <w:r>
+        <w:rPr>
+          <w:b/>
+          <w:color w:val="1F2D55"/>
+          <w:sz w:val="26"/>
+        </w:rPr>
+        <w:t>Our purpose</w:t>
+      </w:r>
+    </w:p>
+    <w:p>
+      <w:pPr>
+        <w:spacing w:after="80"/>
+      </w:pPr>
+      <w:r>
+        <w:rPr>
+          <w:i w:val="0"/>
+          <w:sz w:val="20"/>
+        </w:rPr>
+        <w:t>Zava Conglomerate exists to build enduring businesses that create value for shareholders, opportunities for employees and positive impact for the communities in which we operate. The purpose has remained constant since the Group's founding; what changes is the means by which we deliver it.</w:t>
+      </w:r>
+    </w:p>
+    <w:p>
+      <w:pPr>
+        <w:spacing w:before="240" w:after="80"/>
+      </w:pPr>
+      <w:r>
+        <w:rPr>
+          <w:b/>
+          <w:color w:val="1F2D55"/>
+          <w:sz w:val="26"/>
+        </w:rPr>
+        <w:t>Our 2030 ambition</w:t>
+      </w:r>
+    </w:p>
+    <w:p>
+      <w:pPr>
+        <w:spacing w:after="80"/>
+      </w:pPr>
+      <w:r>
+        <w:rPr>
+          <w:i w:val="0"/>
+          <w:sz w:val="20"/>
+        </w:rPr>
+        <w:t>By FY2030 we aim to be the most respected ASEAN-headquartered diversified conglomerate, measured by total shareholder return, employee engagement, and ESG performance. We will grow Group revenue from MYR 44 billion (FY2025) to MYR 72-78 billion (FY2030), with EBITDA margin sustained at 20-22%, ROIC at or above 13%, and Net Debt/EBITDA between 2.0× and 2.5×.</w:t>
+      </w:r>
+    </w:p>
+    <w:p>
+      <w:pPr>
+        <w:spacing w:before="240" w:after="80"/>
+      </w:pPr>
+      <w:r>
+        <w:rPr>
+          <w:b/>
+          <w:color w:val="1F2D55"/>
+          <w:sz w:val="26"/>
+        </w:rPr>
+        <w:t>The five strategic pillars</w:t>
+      </w:r>
+    </w:p>
+    <w:p>
+      <w:pPr>
+        <w:spacing w:before="160" w:after="40"/>
+      </w:pPr>
+      <w:r>
+        <w:rPr>
+          <w:b/>
+          <w:color w:val="4B5B7C"/>
+          <w:sz w:val="22"/>
+        </w:rPr>
+        <w:t>Pillar 1 — Focus the portfolio</w:t>
+      </w:r>
+    </w:p>
+    <w:p>
+      <w:pPr>
+        <w:spacing w:after="80"/>
+      </w:pPr>
+      <w:r>
+        <w:rPr>
+          <w:i w:val="0"/>
+          <w:sz w:val="20"/>
+        </w:rPr>
+        <w:t>Concentrate capital on businesses where Zava can be top-quartile in its market. Active rotation: targeted exit from sub-scale positions; targeted bolt-on M&amp;A in growth platforms (Healthcare Services, Industrial Manufacturing, Digital Infrastructure). Target portfolio composition by 2030: 70% growth, 25% mature, 5% optionality.</w:t>
+      </w:r>
+    </w:p>
+    <w:p>
+      <w:pPr>
+        <w:spacing w:before="160" w:after="40"/>
+      </w:pPr>
+      <w:r>
+        <w:rPr>
+          <w:b/>
+          <w:color w:val="4B5B7C"/>
+          <w:sz w:val="22"/>
+        </w:rPr>
+        <w:t>Pillar 2 — Operate with discipline</w:t>
+      </w:r>
+    </w:p>
+    <w:p>
+      <w:pPr>
+        <w:spacing w:after="80"/>
+      </w:pPr>
+      <w:r>
+        <w:rPr>
+          <w:i w:val="0"/>
+          <w:sz w:val="20"/>
+        </w:rPr>
+        <w:t>Build top-quartile execution. Performance management cadence at divisional, departmental and team level. Continuous-improvement programme across 11 divisions. Shared-services consolidation to release MYR 180-240m run-rate by FY2028. Digital-first operating model: 70% management-user analytics adoption by FY2027.</w:t>
+      </w:r>
+    </w:p>
+    <w:p>
+      <w:pPr>
+        <w:spacing w:before="160" w:after="40"/>
+      </w:pPr>
+      <w:r>
+        <w:rPr>
+          <w:b/>
+          <w:color w:val="4B5B7C"/>
+          <w:sz w:val="22"/>
+        </w:rPr>
+        <w:t>Pillar 3 — Lead in our markets</w:t>
+      </w:r>
+    </w:p>
+    <w:p>
+      <w:pPr>
+        <w:spacing w:after="80"/>
+      </w:pPr>
+      <w:r>
+        <w:rPr>
+          <w:i w:val="0"/>
+          <w:sz w:val="20"/>
+        </w:rPr>
+        <w:t>Customer obsession: NPS leadership in 7 of 11 divisions. Brand investment targeted at growth platforms. Innovation pipeline: 20% of revenue from products launched in the prior 3 years.</w:t>
+      </w:r>
+    </w:p>
+    <w:p>
+      <w:pPr>
+        <w:spacing w:before="160" w:after="40"/>
+      </w:pPr>
+      <w:r>
+        <w:rPr>
+          <w:b/>
+          <w:color w:val="4B5B7C"/>
+          <w:sz w:val="22"/>
+        </w:rPr>
+        <w:t>Pillar 4 — Build the team</w:t>
+      </w:r>
+    </w:p>
+    <w:p>
+      <w:pPr>
+        <w:spacing w:after="80"/>
+      </w:pPr>
+      <w:r>
+        <w:rPr>
+          <w:i w:val="0"/>
+          <w:sz w:val="20"/>
+        </w:rPr>
+        <w:t>Talent is the binding constraint. Top-talent retention &gt;92%. Internal mobility &gt;35%. Leadership bench: 2 ready-now successors for every top-200 role by end-FY2028. Employee engagement &gt;82% (Group avg) and &gt;75% in every division.</w:t>
+      </w:r>
+    </w:p>
+    <w:p>
+      <w:pPr>
+        <w:spacing w:before="160" w:after="40"/>
+      </w:pPr>
+      <w:r>
+        <w:rPr>
+          <w:b/>
+          <w:color w:val="4B5B7C"/>
+          <w:sz w:val="22"/>
+        </w:rPr>
+        <w:t>Pillar 5 — Anchor in trust</w:t>
+      </w:r>
+    </w:p>
+    <w:p>
+      <w:pPr>
+        <w:spacing w:after="80"/>
+      </w:pPr>
+      <w:r>
+        <w:rPr>
+          <w:i w:val="0"/>
+          <w:sz w:val="20"/>
+        </w:rPr>
+        <w:t>Governance, compliance and ESG performance that compound trust over time. Net-zero Scope-1 and Scope-2 by 2045; Scope-3 by 2055. ISSB-aligned disclosures with external assurance from FY2027. Whistleblowing culture: speak-up index above benchmark. Zero tolerance for material compliance breach.</w:t>
+      </w:r>
+    </w:p>
+    <w:p>
+      <w:pPr>
+        <w:spacing w:before="240" w:after="80"/>
+      </w:pPr>
+      <w:r>
+        <w:rPr>
+          <w:b/>
+          <w:color w:val="1F2D55"/>
+          <w:sz w:val="26"/>
+        </w:rPr>
+        <w:t>Capital allocation framework</w:t>
       </w:r>
     </w:p>
     <w:tbl>
@@ -86,21 +344,343 @@
         <w:tblLook w:firstColumn="1" w:firstRow="1" w:lastColumn="0" w:lastRow="0" w:noHBand="0" w:noVBand="1" w:val="04A0"/>
       </w:tblPr>
       <w:tblGrid>
-        <w:gridCol w:w="1728"/>
-        <w:gridCol w:w="1728"/>
-        <w:gridCol w:w="1728"/>
-        <w:gridCol w:w="1728"/>
-        <w:gridCol w:w="1728"/>
+        <w:gridCol w:w="2880"/>
+        <w:gridCol w:w="2880"/>
+        <w:gridCol w:w="2880"/>
       </w:tblGrid>
       <w:tr>
         <w:tc>
           <w:tcPr>
-            <w:tcW w:type="dxa" w:w="1728"/>
+            <w:tcW w:type="dxa" w:w="2880"/>
+            <w:shd w:val="clear" w:color="auto" w:fill="1F2D55"/>
           </w:tcPr>
           <w:p>
             <w:r>
               <w:rPr>
                 <w:b/>
+                <w:color w:val="FFFFFF"/>
+                <w:sz w:val="18"/>
+              </w:rPr>
+              <w:t>Use of capital</w:t>
+            </w:r>
+          </w:p>
+        </w:tc>
+        <w:tc>
+          <w:tcPr>
+            <w:tcW w:type="dxa" w:w="2880"/>
+            <w:shd w:val="clear" w:color="auto" w:fill="1F2D55"/>
+          </w:tcPr>
+          <w:p>
+            <w:r>
+              <w:rPr>
+                <w:b/>
+                <w:color w:val="FFFFFF"/>
+                <w:sz w:val="18"/>
+              </w:rPr>
+              <w:t>FY2026-2030 share</w:t>
+            </w:r>
+          </w:p>
+        </w:tc>
+        <w:tc>
+          <w:tcPr>
+            <w:tcW w:type="dxa" w:w="2880"/>
+            <w:shd w:val="clear" w:color="auto" w:fill="1F2D55"/>
+          </w:tcPr>
+          <w:p>
+            <w:r>
+              <w:rPr>
+                <w:b/>
+                <w:color w:val="FFFFFF"/>
+                <w:sz w:val="18"/>
+              </w:rPr>
+              <w:t>Notes</w:t>
+            </w:r>
+          </w:p>
+        </w:tc>
+      </w:tr>
+      <w:tr>
+        <w:tc>
+          <w:tcPr>
+            <w:tcW w:type="dxa" w:w="2880"/>
+          </w:tcPr>
+          <w:p>
+            <w:r>
+              <w:rPr>
+                <w:sz w:val="18"/>
+              </w:rPr>
+              <w:t>Organic capex — growth</w:t>
+            </w:r>
+          </w:p>
+        </w:tc>
+        <w:tc>
+          <w:tcPr>
+            <w:tcW w:type="dxa" w:w="2880"/>
+          </w:tcPr>
+          <w:p>
+            <w:r>
+              <w:rPr>
+                <w:sz w:val="18"/>
+              </w:rPr>
+              <w:t>40%</w:t>
+            </w:r>
+          </w:p>
+        </w:tc>
+        <w:tc>
+          <w:tcPr>
+            <w:tcW w:type="dxa" w:w="2880"/>
+          </w:tcPr>
+          <w:p>
+            <w:r>
+              <w:rPr>
+                <w:sz w:val="18"/>
+              </w:rPr>
+              <w:t>Healthcare, Industrial Manufacturing, Digital Infrastructure</w:t>
+            </w:r>
+          </w:p>
+        </w:tc>
+      </w:tr>
+      <w:tr>
+        <w:tc>
+          <w:tcPr>
+            <w:tcW w:type="dxa" w:w="2880"/>
+          </w:tcPr>
+          <w:p>
+            <w:r>
+              <w:rPr>
+                <w:sz w:val="18"/>
+              </w:rPr>
+              <w:t>Organic capex — maintenance</w:t>
+            </w:r>
+          </w:p>
+        </w:tc>
+        <w:tc>
+          <w:tcPr>
+            <w:tcW w:type="dxa" w:w="2880"/>
+          </w:tcPr>
+          <w:p>
+            <w:r>
+              <w:rPr>
+                <w:sz w:val="18"/>
+              </w:rPr>
+              <w:t>20%</w:t>
+            </w:r>
+          </w:p>
+        </w:tc>
+        <w:tc>
+          <w:tcPr>
+            <w:tcW w:type="dxa" w:w="2880"/>
+          </w:tcPr>
+          <w:p>
+            <w:r>
+              <w:rPr>
+                <w:sz w:val="18"/>
+              </w:rPr>
+              <w:t>All divisions; replacement and compliance</w:t>
+            </w:r>
+          </w:p>
+        </w:tc>
+      </w:tr>
+      <w:tr>
+        <w:tc>
+          <w:tcPr>
+            <w:tcW w:type="dxa" w:w="2880"/>
+          </w:tcPr>
+          <w:p>
+            <w:r>
+              <w:rPr>
+                <w:sz w:val="18"/>
+              </w:rPr>
+              <w:t>M&amp;A — bolt-on growth</w:t>
+            </w:r>
+          </w:p>
+        </w:tc>
+        <w:tc>
+          <w:tcPr>
+            <w:tcW w:type="dxa" w:w="2880"/>
+          </w:tcPr>
+          <w:p>
+            <w:r>
+              <w:rPr>
+                <w:sz w:val="18"/>
+              </w:rPr>
+              <w:t>20%</w:t>
+            </w:r>
+          </w:p>
+        </w:tc>
+        <w:tc>
+          <w:tcPr>
+            <w:tcW w:type="dxa" w:w="2880"/>
+          </w:tcPr>
+          <w:p>
+            <w:r>
+              <w:rPr>
+                <w:sz w:val="18"/>
+              </w:rPr>
+              <w:t>Up to MYR 800m per transaction; up to 3 per year</w:t>
+            </w:r>
+          </w:p>
+        </w:tc>
+      </w:tr>
+      <w:tr>
+        <w:tc>
+          <w:tcPr>
+            <w:tcW w:type="dxa" w:w="2880"/>
+          </w:tcPr>
+          <w:p>
+            <w:r>
+              <w:rPr>
+                <w:sz w:val="18"/>
+              </w:rPr>
+              <w:t>Shareholder returns — dividend</w:t>
+            </w:r>
+          </w:p>
+        </w:tc>
+        <w:tc>
+          <w:tcPr>
+            <w:tcW w:type="dxa" w:w="2880"/>
+          </w:tcPr>
+          <w:p>
+            <w:r>
+              <w:rPr>
+                <w:sz w:val="18"/>
+              </w:rPr>
+              <w:t>12%</w:t>
+            </w:r>
+          </w:p>
+        </w:tc>
+        <w:tc>
+          <w:tcPr>
+            <w:tcW w:type="dxa" w:w="2880"/>
+          </w:tcPr>
+          <w:p>
+            <w:r>
+              <w:rPr>
+                <w:sz w:val="18"/>
+              </w:rPr>
+              <w:t>Progressive policy; min 50% PAT pay-out</w:t>
+            </w:r>
+          </w:p>
+        </w:tc>
+      </w:tr>
+      <w:tr>
+        <w:tc>
+          <w:tcPr>
+            <w:tcW w:type="dxa" w:w="2880"/>
+          </w:tcPr>
+          <w:p>
+            <w:r>
+              <w:rPr>
+                <w:sz w:val="18"/>
+              </w:rPr>
+              <w:t>Shareholder returns — buybacks</w:t>
+            </w:r>
+          </w:p>
+        </w:tc>
+        <w:tc>
+          <w:tcPr>
+            <w:tcW w:type="dxa" w:w="2880"/>
+          </w:tcPr>
+          <w:p>
+            <w:r>
+              <w:rPr>
+                <w:sz w:val="18"/>
+              </w:rPr>
+              <w:t>5%</w:t>
+            </w:r>
+          </w:p>
+        </w:tc>
+        <w:tc>
+          <w:tcPr>
+            <w:tcW w:type="dxa" w:w="2880"/>
+          </w:tcPr>
+          <w:p>
+            <w:r>
+              <w:rPr>
+                <w:sz w:val="18"/>
+              </w:rPr>
+              <w:t>Tactical; triggered on valuation</w:t>
+            </w:r>
+          </w:p>
+        </w:tc>
+      </w:tr>
+      <w:tr>
+        <w:tc>
+          <w:tcPr>
+            <w:tcW w:type="dxa" w:w="2880"/>
+          </w:tcPr>
+          <w:p>
+            <w:r>
+              <w:rPr>
+                <w:sz w:val="18"/>
+              </w:rPr>
+              <w:t>Optionality / strategic reserves</w:t>
+            </w:r>
+          </w:p>
+        </w:tc>
+        <w:tc>
+          <w:tcPr>
+            <w:tcW w:type="dxa" w:w="2880"/>
+          </w:tcPr>
+          <w:p>
+            <w:r>
+              <w:rPr>
+                <w:sz w:val="18"/>
+              </w:rPr>
+              <w:t>3%</w:t>
+            </w:r>
+          </w:p>
+        </w:tc>
+        <w:tc>
+          <w:tcPr>
+            <w:tcW w:type="dxa" w:w="2880"/>
+          </w:tcPr>
+          <w:p>
+            <w:r>
+              <w:rPr>
+                <w:sz w:val="18"/>
+              </w:rPr>
+              <w:t>Headroom for opportunistic moves</w:t>
+            </w:r>
+          </w:p>
+        </w:tc>
+      </w:tr>
+    </w:tbl>
+    <w:p>
+      <w:pPr>
+        <w:spacing w:before="240" w:after="80"/>
+      </w:pPr>
+      <w:r>
+        <w:rPr>
+          <w:b/>
+          <w:color w:val="1F2D55"/>
+          <w:sz w:val="26"/>
+        </w:rPr>
+        <w:t>Division-level priorities</w:t>
+      </w:r>
+    </w:p>
+    <w:tbl>
+      <w:tblPr>
+        <w:tblStyle w:val="LightGrid-Accent1"/>
+        <w:tblW w:type="auto" w:w="0"/>
+        <w:tblLook w:firstColumn="1" w:firstRow="1" w:lastColumn="0" w:lastRow="0" w:noHBand="0" w:noVBand="1" w:val="04A0"/>
+      </w:tblPr>
+      <w:tblGrid>
+        <w:gridCol w:w="2880"/>
+        <w:gridCol w:w="2880"/>
+        <w:gridCol w:w="2880"/>
+      </w:tblGrid>
+      <w:tr>
+        <w:tc>
+          <w:tcPr>
+            <w:tcW w:type="dxa" w:w="2880"/>
+            <w:shd w:val="clear" w:color="auto" w:fill="1F2D55"/>
+          </w:tcPr>
+          <w:p>
+            <w:r>
+              <w:rPr>
+                <w:b/>
+                <w:color w:val="FFFFFF"/>
+                <w:sz w:val="18"/>
               </w:rPr>
               <w:t>Division</w:t>
             </w:r>
@@ -108,53 +688,33 @@
         </w:tc>
         <w:tc>
           <w:tcPr>
-            <w:tcW w:type="dxa" w:w="1728"/>
+            <w:tcW w:type="dxa" w:w="2880"/>
+            <w:shd w:val="clear" w:color="auto" w:fill="1F2D55"/>
           </w:tcPr>
           <w:p>
             <w:r>
               <w:rPr>
                 <w:b/>
+                <w:color w:val="FFFFFF"/>
+                <w:sz w:val="18"/>
               </w:rPr>
-              <w:t>Current envelope</w:t>
+              <w:t>Strategic stance</w:t>
             </w:r>
           </w:p>
         </w:tc>
         <w:tc>
           <w:tcPr>
-            <w:tcW w:type="dxa" w:w="1728"/>
+            <w:tcW w:type="dxa" w:w="2880"/>
+            <w:shd w:val="clear" w:color="auto" w:fill="1F2D55"/>
           </w:tcPr>
           <w:p>
             <w:r>
               <w:rPr>
                 <w:b/>
+                <w:color w:val="FFFFFF"/>
+                <w:sz w:val="18"/>
               </w:rPr>
-              <w:t>Proposed</w:t>
-            </w:r>
-          </w:p>
-        </w:tc>
-        <w:tc>
-          <w:tcPr>
-            <w:tcW w:type="dxa" w:w="1728"/>
-          </w:tcPr>
-          <w:p>
-            <w:r>
-              <w:rPr>
-                <w:b/>
-              </w:rPr>
-              <w:t>Delta</w:t>
-            </w:r>
-          </w:p>
-        </w:tc>
-        <w:tc>
-          <w:tcPr>
-            <w:tcW w:type="dxa" w:w="1728"/>
-          </w:tcPr>
-          <w:p>
-            <w:r>
-              <w:rPr>
-                <w:b/>
-              </w:rPr>
-              <w:t>Rationale</w:t>
+              <w:t>Top priority FY2026-FY2027</w:t>
             </w:r>
           </w:p>
         </w:tc>
@@ -162,51 +722,40 @@
       <w:tr>
         <w:tc>
           <w:tcPr>
-            <w:tcW w:type="dxa" w:w="1728"/>
+            <w:tcW w:type="dxa" w:w="2880"/>
           </w:tcPr>
           <w:p>
             <w:r>
+              <w:rPr>
+                <w:sz w:val="18"/>
+              </w:rPr>
               <w:t>Banking</w:t>
             </w:r>
           </w:p>
         </w:tc>
         <w:tc>
           <w:tcPr>
-            <w:tcW w:type="dxa" w:w="1728"/>
+            <w:tcW w:type="dxa" w:w="2880"/>
           </w:tcPr>
           <w:p>
             <w:r>
-              <w:t>2.8</w:t>
+              <w:rPr>
+                <w:sz w:val="18"/>
+              </w:rPr>
+              <w:t>Defend &amp; modernise</w:t>
             </w:r>
           </w:p>
         </w:tc>
         <w:tc>
           <w:tcPr>
-            <w:tcW w:type="dxa" w:w="1728"/>
+            <w:tcW w:type="dxa" w:w="2880"/>
           </w:tcPr>
           <w:p>
             <w:r>
-              <w:t>4.4</w:t>
-            </w:r>
-          </w:p>
-        </w:tc>
-        <w:tc>
-          <w:tcPr>
-            <w:tcW w:type="dxa" w:w="1728"/>
-          </w:tcPr>
-          <w:p>
-            <w:r>
-              <w:t>+1.6</w:t>
-            </w:r>
-          </w:p>
-        </w:tc>
-        <w:tc>
-          <w:tcPr>
-            <w:tcW w:type="dxa" w:w="1728"/>
-          </w:tcPr>
-          <w:p>
-            <w:r>
-              <w:t>Apex integration phase 2 + digital</w:t>
+              <w:rPr>
+                <w:sz w:val="18"/>
+              </w:rPr>
+              <w:t>Digital-channel migration; cost-to-income to 38%</w:t>
             </w:r>
           </w:p>
         </w:tc>
@@ -214,51 +763,40 @@
       <w:tr>
         <w:tc>
           <w:tcPr>
-            <w:tcW w:type="dxa" w:w="1728"/>
+            <w:tcW w:type="dxa" w:w="2880"/>
           </w:tcPr>
           <w:p>
             <w:r>
-              <w:t>Property</w:t>
+              <w:rPr>
+                <w:sz w:val="18"/>
+              </w:rPr>
+              <w:t>Insurance</w:t>
             </w:r>
           </w:p>
         </w:tc>
         <w:tc>
           <w:tcPr>
-            <w:tcW w:type="dxa" w:w="1728"/>
+            <w:tcW w:type="dxa" w:w="2880"/>
           </w:tcPr>
           <w:p>
             <w:r>
-              <w:t>2.4</w:t>
+              <w:rPr>
+                <w:sz w:val="18"/>
+              </w:rPr>
+              <w:t>Grow</w:t>
             </w:r>
           </w:p>
         </w:tc>
         <w:tc>
           <w:tcPr>
-            <w:tcW w:type="dxa" w:w="1728"/>
+            <w:tcW w:type="dxa" w:w="2880"/>
           </w:tcPr>
           <w:p>
             <w:r>
-              <w:t>2.7</w:t>
-            </w:r>
-          </w:p>
-        </w:tc>
-        <w:tc>
-          <w:tcPr>
-            <w:tcW w:type="dxa" w:w="1728"/>
-          </w:tcPr>
-          <w:p>
-            <w:r>
-              <w:t>+0.3</w:t>
-            </w:r>
-          </w:p>
-        </w:tc>
-        <w:tc>
-          <w:tcPr>
-            <w:tcW w:type="dxa" w:w="1728"/>
-          </w:tcPr>
-          <w:p>
-            <w:r>
-              <w:t>Phase 2 overrun + Phase 3 acceleration</w:t>
+              <w:rPr>
+                <w:sz w:val="18"/>
+              </w:rPr>
+              <w:t>Bancassurance JV scale-up; bancassurance penetration &gt;18%</w:t>
             </w:r>
           </w:p>
         </w:tc>
@@ -266,51 +804,40 @@
       <w:tr>
         <w:tc>
           <w:tcPr>
-            <w:tcW w:type="dxa" w:w="1728"/>
+            <w:tcW w:type="dxa" w:w="2880"/>
           </w:tcPr>
           <w:p>
             <w:r>
-              <w:t>Insurance</w:t>
+              <w:rPr>
+                <w:sz w:val="18"/>
+              </w:rPr>
+              <w:t>Healthcare Services</w:t>
             </w:r>
           </w:p>
         </w:tc>
         <w:tc>
           <w:tcPr>
-            <w:tcW w:type="dxa" w:w="1728"/>
+            <w:tcW w:type="dxa" w:w="2880"/>
           </w:tcPr>
           <w:p>
             <w:r>
-              <w:t>0.8</w:t>
+              <w:rPr>
+                <w:sz w:val="18"/>
+              </w:rPr>
+              <w:t>Grow</w:t>
             </w:r>
           </w:p>
         </w:tc>
         <w:tc>
           <w:tcPr>
-            <w:tcW w:type="dxa" w:w="1728"/>
+            <w:tcW w:type="dxa" w:w="2880"/>
           </w:tcPr>
           <w:p>
             <w:r>
-              <w:t>0.8</w:t>
-            </w:r>
-          </w:p>
-        </w:tc>
-        <w:tc>
-          <w:tcPr>
-            <w:tcW w:type="dxa" w:w="1728"/>
-          </w:tcPr>
-          <w:p>
-            <w:r>
-              <w:t>0.0</w:t>
-            </w:r>
-          </w:p>
-        </w:tc>
-        <w:tc>
-          <w:tcPr>
-            <w:tcW w:type="dxa" w:w="1728"/>
-          </w:tcPr>
-          <w:p>
-            <w:r>
-              <w:t>No change</w:t>
+              <w:rPr>
+                <w:sz w:val="18"/>
+              </w:rPr>
+              <w:t>5 hospitals to top-quartile margin; integrated tele-health roll-out</w:t>
             </w:r>
           </w:p>
         </w:tc>
@@ -318,51 +845,40 @@
       <w:tr>
         <w:tc>
           <w:tcPr>
-            <w:tcW w:type="dxa" w:w="1728"/>
+            <w:tcW w:type="dxa" w:w="2880"/>
           </w:tcPr>
           <w:p>
             <w:r>
-              <w:t>Healthcare</w:t>
+              <w:rPr>
+                <w:sz w:val="18"/>
+              </w:rPr>
+              <w:t>Industrial Manufacturing</w:t>
             </w:r>
           </w:p>
         </w:tc>
         <w:tc>
           <w:tcPr>
-            <w:tcW w:type="dxa" w:w="1728"/>
+            <w:tcW w:type="dxa" w:w="2880"/>
           </w:tcPr>
           <w:p>
             <w:r>
-              <w:t>1.6</w:t>
+              <w:rPr>
+                <w:sz w:val="18"/>
+              </w:rPr>
+              <w:t>Grow</w:t>
             </w:r>
           </w:p>
         </w:tc>
         <w:tc>
           <w:tcPr>
-            <w:tcW w:type="dxa" w:w="1728"/>
+            <w:tcW w:type="dxa" w:w="2880"/>
           </w:tcPr>
           <w:p>
             <w:r>
-              <w:t>2.1</w:t>
-            </w:r>
-          </w:p>
-        </w:tc>
-        <w:tc>
-          <w:tcPr>
-            <w:tcW w:type="dxa" w:w="1728"/>
-          </w:tcPr>
-          <w:p>
-            <w:r>
-              <w:t>+0.5</w:t>
-            </w:r>
-          </w:p>
-        </w:tc>
-        <w:tc>
-          <w:tcPr>
-            <w:tcW w:type="dxa" w:w="1728"/>
-          </w:tcPr>
-          <w:p>
-            <w:r>
-              <w:t>Specialty hospital + tele-medicine</w:t>
+              <w:rPr>
+                <w:sz w:val="18"/>
+              </w:rPr>
+              <w:t>Capacity expansion at 2 plants; export-market share +200 bps</w:t>
             </w:r>
           </w:p>
         </w:tc>
@@ -370,51 +886,40 @@
       <w:tr>
         <w:tc>
           <w:tcPr>
-            <w:tcW w:type="dxa" w:w="1728"/>
+            <w:tcW w:type="dxa" w:w="2880"/>
           </w:tcPr>
           <w:p>
             <w:r>
-              <w:t>Plantation</w:t>
+              <w:rPr>
+                <w:sz w:val="18"/>
+              </w:rPr>
+              <w:t>Property Development</w:t>
             </w:r>
           </w:p>
         </w:tc>
         <w:tc>
           <w:tcPr>
-            <w:tcW w:type="dxa" w:w="1728"/>
+            <w:tcW w:type="dxa" w:w="2880"/>
           </w:tcPr>
           <w:p>
             <w:r>
-              <w:t>2.4</w:t>
+              <w:rPr>
+                <w:sz w:val="18"/>
+              </w:rPr>
+              <w:t>Optimise &amp; monetise</w:t>
             </w:r>
           </w:p>
         </w:tc>
         <w:tc>
           <w:tcPr>
-            <w:tcW w:type="dxa" w:w="1728"/>
+            <w:tcW w:type="dxa" w:w="2880"/>
           </w:tcPr>
           <w:p>
             <w:r>
-              <w:t>1.92</w:t>
-            </w:r>
-          </w:p>
-        </w:tc>
-        <w:tc>
-          <w:tcPr>
-            <w:tcW w:type="dxa" w:w="1728"/>
-          </w:tcPr>
-          <w:p>
-            <w:r>
-              <w:t>-0.48</w:t>
-            </w:r>
-          </w:p>
-        </w:tc>
-        <w:tc>
-          <w:tcPr>
-            <w:tcW w:type="dxa" w:w="1728"/>
-          </w:tcPr>
-          <w:p>
-            <w:r>
-              <w:t>Replanting demand lower</w:t>
+              <w:rPr>
+                <w:sz w:val="18"/>
+              </w:rPr>
+              <w:t>Two non-core asset divestments; capital recycling</w:t>
             </w:r>
           </w:p>
         </w:tc>
@@ -422,51 +927,40 @@
       <w:tr>
         <w:tc>
           <w:tcPr>
-            <w:tcW w:type="dxa" w:w="1728"/>
+            <w:tcW w:type="dxa" w:w="2880"/>
           </w:tcPr>
           <w:p>
             <w:r>
-              <w:t>Logistics</w:t>
+              <w:rPr>
+                <w:sz w:val="18"/>
+              </w:rPr>
+              <w:t>Oil &amp; Gas (downstream)</w:t>
             </w:r>
           </w:p>
         </w:tc>
         <w:tc>
           <w:tcPr>
-            <w:tcW w:type="dxa" w:w="1728"/>
+            <w:tcW w:type="dxa" w:w="2880"/>
           </w:tcPr>
           <w:p>
             <w:r>
-              <w:t>0.6</w:t>
+              <w:rPr>
+                <w:sz w:val="18"/>
+              </w:rPr>
+              <w:t>Maintain</w:t>
             </w:r>
           </w:p>
         </w:tc>
         <w:tc>
           <w:tcPr>
-            <w:tcW w:type="dxa" w:w="1728"/>
+            <w:tcW w:type="dxa" w:w="2880"/>
           </w:tcPr>
           <w:p>
             <w:r>
-              <w:t>0.22</w:t>
-            </w:r>
-          </w:p>
-        </w:tc>
-        <w:tc>
-          <w:tcPr>
-            <w:tcW w:type="dxa" w:w="1728"/>
-          </w:tcPr>
-          <w:p>
-            <w:r>
-              <w:t>-0.38</w:t>
-            </w:r>
-          </w:p>
-        </w:tc>
-        <w:tc>
-          <w:tcPr>
-            <w:tcW w:type="dxa" w:w="1728"/>
-          </w:tcPr>
-          <w:p>
-            <w:r>
-              <w:t>JV scope contraction</w:t>
+              <w:rPr>
+                <w:sz w:val="18"/>
+              </w:rPr>
+              <w:t>HSE excellence; refinery utilisation &gt;88%</w:t>
             </w:r>
           </w:p>
         </w:tc>
@@ -474,51 +968,40 @@
       <w:tr>
         <w:tc>
           <w:tcPr>
-            <w:tcW w:type="dxa" w:w="1728"/>
+            <w:tcW w:type="dxa" w:w="2880"/>
           </w:tcPr>
           <w:p>
             <w:r>
-              <w:t>Telco + media</w:t>
+              <w:rPr>
+                <w:sz w:val="18"/>
+              </w:rPr>
+              <w:t>Retail Distribution</w:t>
             </w:r>
           </w:p>
         </w:tc>
         <w:tc>
           <w:tcPr>
-            <w:tcW w:type="dxa" w:w="1728"/>
+            <w:tcW w:type="dxa" w:w="2880"/>
           </w:tcPr>
           <w:p>
             <w:r>
-              <w:t>0.8</w:t>
+              <w:rPr>
+                <w:sz w:val="18"/>
+              </w:rPr>
+              <w:t>Optimise</w:t>
             </w:r>
           </w:p>
         </w:tc>
         <w:tc>
           <w:tcPr>
-            <w:tcW w:type="dxa" w:w="1728"/>
+            <w:tcW w:type="dxa" w:w="2880"/>
           </w:tcPr>
           <w:p>
             <w:r>
-              <w:t>0.8</w:t>
-            </w:r>
-          </w:p>
-        </w:tc>
-        <w:tc>
-          <w:tcPr>
-            <w:tcW w:type="dxa" w:w="1728"/>
-          </w:tcPr>
-          <w:p>
-            <w:r>
-              <w:t>0.0</w:t>
-            </w:r>
-          </w:p>
-        </w:tc>
-        <w:tc>
-          <w:tcPr>
-            <w:tcW w:type="dxa" w:w="1728"/>
-          </w:tcPr>
-          <w:p>
-            <w:r>
-              <w:t>No change</w:t>
+              <w:rPr>
+                <w:sz w:val="18"/>
+              </w:rPr>
+              <w:t>Margin recovery via mix; SKU rationalisation</w:t>
             </w:r>
           </w:p>
         </w:tc>
@@ -526,51 +1009,40 @@
       <w:tr>
         <w:tc>
           <w:tcPr>
-            <w:tcW w:type="dxa" w:w="1728"/>
+            <w:tcW w:type="dxa" w:w="2880"/>
           </w:tcPr>
           <w:p>
             <w:r>
-              <w:t>Renewable energy</w:t>
+              <w:rPr>
+                <w:sz w:val="18"/>
+              </w:rPr>
+              <w:t>Hospitality</w:t>
             </w:r>
           </w:p>
         </w:tc>
         <w:tc>
           <w:tcPr>
-            <w:tcW w:type="dxa" w:w="1728"/>
+            <w:tcW w:type="dxa" w:w="2880"/>
           </w:tcPr>
           <w:p>
             <w:r>
-              <w:t>0.8</w:t>
+              <w:rPr>
+                <w:sz w:val="18"/>
+              </w:rPr>
+              <w:t>Maintain</w:t>
             </w:r>
           </w:p>
         </w:tc>
         <w:tc>
           <w:tcPr>
-            <w:tcW w:type="dxa" w:w="1728"/>
+            <w:tcW w:type="dxa" w:w="2880"/>
           </w:tcPr>
           <w:p>
             <w:r>
-              <w:t>1.6</w:t>
-            </w:r>
-          </w:p>
-        </w:tc>
-        <w:tc>
-          <w:tcPr>
-            <w:tcW w:type="dxa" w:w="1728"/>
-          </w:tcPr>
-          <w:p>
-            <w:r>
-              <w:t>+0.8</w:t>
-            </w:r>
-          </w:p>
-        </w:tc>
-        <w:tc>
-          <w:tcPr>
-            <w:tcW w:type="dxa" w:w="1728"/>
-          </w:tcPr>
-          <w:p>
-            <w:r>
-              <w:t>PPA pipeline + grid asset</w:t>
+              <w:rPr>
+                <w:sz w:val="18"/>
+              </w:rPr>
+              <w:t>Brand investment; RevPAR recovery to 2019 levels</w:t>
             </w:r>
           </w:p>
         </w:tc>
@@ -578,51 +1050,40 @@
       <w:tr>
         <w:tc>
           <w:tcPr>
-            <w:tcW w:type="dxa" w:w="1728"/>
+            <w:tcW w:type="dxa" w:w="2880"/>
           </w:tcPr>
           <w:p>
             <w:r>
-              <w:t>Group / corporate / digital</w:t>
+              <w:rPr>
+                <w:sz w:val="18"/>
+              </w:rPr>
+              <w:t>Digital Infrastructure</w:t>
             </w:r>
           </w:p>
         </w:tc>
         <w:tc>
           <w:tcPr>
-            <w:tcW w:type="dxa" w:w="1728"/>
+            <w:tcW w:type="dxa" w:w="2880"/>
           </w:tcPr>
           <w:p>
             <w:r>
-              <w:t>0.2</w:t>
+              <w:rPr>
+                <w:sz w:val="18"/>
+              </w:rPr>
+              <w:t>Grow</w:t>
             </w:r>
           </w:p>
         </w:tc>
         <w:tc>
           <w:tcPr>
-            <w:tcW w:type="dxa" w:w="1728"/>
+            <w:tcW w:type="dxa" w:w="2880"/>
           </w:tcPr>
           <w:p>
             <w:r>
-              <w:t>0.26</w:t>
-            </w:r>
-          </w:p>
-        </w:tc>
-        <w:tc>
-          <w:tcPr>
-            <w:tcW w:type="dxa" w:w="1728"/>
-          </w:tcPr>
-          <w:p>
-            <w:r>
-              <w:t>+0.06</w:t>
-            </w:r>
-          </w:p>
-        </w:tc>
-        <w:tc>
-          <w:tcPr>
-            <w:tcW w:type="dxa" w:w="1728"/>
-          </w:tcPr>
-          <w:p>
-            <w:r>
-              <w:t>Treasury system refresh</w:t>
+              <w:rPr>
+                <w:sz w:val="18"/>
+              </w:rPr>
+              <w:t>Data-centre capacity +60 MW; renewable PPA in place</w:t>
             </w:r>
           </w:p>
         </w:tc>
@@ -630,126 +1091,232 @@
       <w:tr>
         <w:tc>
           <w:tcPr>
-            <w:tcW w:type="dxa" w:w="1728"/>
+            <w:tcW w:type="dxa" w:w="2880"/>
           </w:tcPr>
           <w:p>
             <w:r>
-              <w:t>Total</w:t>
+              <w:rPr>
+                <w:sz w:val="18"/>
+              </w:rPr>
+              <w:t>Education Services</w:t>
             </w:r>
           </w:p>
         </w:tc>
         <w:tc>
           <w:tcPr>
-            <w:tcW w:type="dxa" w:w="1728"/>
+            <w:tcW w:type="dxa" w:w="2880"/>
           </w:tcPr>
           <w:p>
             <w:r>
-              <w:t>12.4</w:t>
+              <w:rPr>
+                <w:sz w:val="18"/>
+              </w:rPr>
+              <w:t>Optimise</w:t>
             </w:r>
           </w:p>
         </w:tc>
         <w:tc>
           <w:tcPr>
-            <w:tcW w:type="dxa" w:w="1728"/>
+            <w:tcW w:type="dxa" w:w="2880"/>
           </w:tcPr>
           <w:p>
             <w:r>
-              <w:t>14.8</w:t>
+              <w:rPr>
+                <w:sz w:val="18"/>
+              </w:rPr>
+              <w:t>Operating margin to 16%; pathway integration</w:t>
+            </w:r>
+          </w:p>
+        </w:tc>
+      </w:tr>
+      <w:tr>
+        <w:tc>
+          <w:tcPr>
+            <w:tcW w:type="dxa" w:w="2880"/>
+          </w:tcPr>
+          <w:p>
+            <w:r>
+              <w:rPr>
+                <w:sz w:val="18"/>
+              </w:rPr>
+              <w:t>Plantation</w:t>
             </w:r>
           </w:p>
         </w:tc>
         <w:tc>
           <w:tcPr>
-            <w:tcW w:type="dxa" w:w="1728"/>
+            <w:tcW w:type="dxa" w:w="2880"/>
           </w:tcPr>
           <w:p>
             <w:r>
-              <w:t>+2.4</w:t>
+              <w:rPr>
+                <w:sz w:val="18"/>
+              </w:rPr>
+              <w:t>Defend</w:t>
             </w:r>
           </w:p>
         </w:tc>
         <w:tc>
           <w:tcPr>
-            <w:tcW w:type="dxa" w:w="1728"/>
+            <w:tcW w:type="dxa" w:w="2880"/>
           </w:tcPr>
           <w:p>
-            <w:r/>
+            <w:r>
+              <w:rPr>
+                <w:sz w:val="18"/>
+              </w:rPr>
+              <w:t>Yield uplift; downstream value-add scoping</w:t>
+            </w:r>
           </w:p>
         </w:tc>
       </w:tr>
     </w:tbl>
     <w:p>
       <w:pPr>
-        <w:pStyle w:val="Heading1"/>
+        <w:spacing w:before="240" w:after="80"/>
       </w:pPr>
       <w:r>
-        <w:t>4. Risk + sensitivity</w:t>
-      </w:r>
-    </w:p>
-    <w:p>
-      <w:r>
-        <w:t>The proposal is robust under -10% revenue downside (covenant headroom &gt; 1.5x) and under -200bp PD adverse in Banking (post-allocation Tier 1 12.4%, well above 11% appetite). Cash flow break-even at MYR 14.8B is reached at FY2028 vs FY2029 in the original case.</w:t>
-      </w:r>
-    </w:p>
-    <w:p>
-      <w:pPr>
-        <w:pStyle w:val="Heading1"/>
-      </w:pPr>
-      <w:r>
-        <w:t>5. Implementation milestones</w:t>
+        <w:rPr>
+          <w:b/>
+          <w:color w:val="1F2D55"/>
+          <w:sz w:val="26"/>
+        </w:rPr>
+        <w:t>Strategic risks</w:t>
       </w:r>
     </w:p>
     <w:p>
       <w:pPr>
         <w:pStyle w:val="ListBullet"/>
+        <w:spacing w:after="40"/>
       </w:pPr>
       <w:r>
-        <w:t>Board approval: 28 April 2026.</w:t>
+        <w:rPr>
+          <w:sz w:val="20"/>
+        </w:rPr>
+        <w:t>Macro: prolonged higher rates, ASEAN currency volatility, slower China demand.</w:t>
       </w:r>
     </w:p>
     <w:p>
       <w:pPr>
         <w:pStyle w:val="ListBullet"/>
+        <w:spacing w:after="40"/>
       </w:pPr>
       <w:r>
-        <w:t>Q1 sukuk issuance MYR 2.4B: target pricing 1-30 May 2026.</w:t>
+        <w:rPr>
+          <w:sz w:val="20"/>
+        </w:rPr>
+        <w:t>Regulatory: BNM / OJK consultations on capital, conduct, and ESG disclosure.</w:t>
       </w:r>
     </w:p>
     <w:p>
       <w:pPr>
         <w:pStyle w:val="ListBullet"/>
+        <w:spacing w:after="40"/>
       </w:pPr>
       <w:r>
-        <w:t>Bank facility refresh MYR 1.4B: target signing 15 June 2026.</w:t>
+        <w:rPr>
+          <w:sz w:val="20"/>
+        </w:rPr>
+        <w:t>Technology: AI-driven competitive disruption in Banking, Insurance, Retail.</w:t>
       </w:r>
     </w:p>
     <w:p>
       <w:pPr>
         <w:pStyle w:val="ListBullet"/>
+        <w:spacing w:after="40"/>
       </w:pPr>
       <w:r>
-        <w:t>First capital draw (Banking phase 2): 1 July 2026.</w:t>
+        <w:rPr>
+          <w:sz w:val="20"/>
+        </w:rPr>
+        <w:t>Talent: war for top digital talent intensifies; retention costs rise.</w:t>
       </w:r>
     </w:p>
     <w:p>
       <w:pPr>
         <w:pStyle w:val="ListBullet"/>
+        <w:spacing w:after="40"/>
       </w:pPr>
       <w:r>
-        <w:t>Quarterly progress review to Board Strategy Committee.</w:t>
+        <w:rPr>
+          <w:sz w:val="20"/>
+        </w:rPr>
+        <w:t>Climate transition: physical and transition risks in select assets.</w:t>
       </w:r>
     </w:p>
     <w:p>
       <w:pPr>
-        <w:pStyle w:val="Heading1"/>
+        <w:pStyle w:val="ListBullet"/>
+        <w:spacing w:after="40"/>
       </w:pPr>
       <w:r>
-        <w:t>6. Resolution requested</w:t>
+        <w:rPr>
+          <w:sz w:val="20"/>
+        </w:rPr>
+        <w:t>Cyber: nation-state and ransomware threats elevated.</w:t>
       </w:r>
     </w:p>
     <w:p>
+      <w:pPr>
+        <w:spacing w:before="240" w:after="80"/>
+      </w:pPr>
       <w:r>
-        <w:t>That the Board approves: (a) the re-baselining of the FY2026-FY2030 capital allocation envelope to MYR 14.8B, (b) the divisional allocation as set out in Section 3, (c) the funding plan and issuance timetable, and (d) delegation to the Group CFO to execute issuance within the parameters of this memo without further Board approval.</w:t>
+        <w:rPr>
+          <w:b/>
+          <w:color w:val="1F2D55"/>
+          <w:sz w:val="26"/>
+        </w:rPr>
+        <w:t>Governance and review</w:t>
+      </w:r>
+    </w:p>
+    <w:p>
+      <w:pPr>
+        <w:spacing w:after="80"/>
+      </w:pPr>
+      <w:r>
+        <w:rPr>
+          <w:i w:val="0"/>
+          <w:sz w:val="20"/>
+        </w:rPr>
+        <w:t>Annual full refresh of this strategy document each February ahead of the FY budget cycle. Quarterly review at the Strategy Sub-Committee of the Board, with KPI dashboard reporting to GroupExCo monthly. Any material change in strategic direction (e.g., divestment of a Pillar division) triggers Board re-approval.</w:t>
+      </w:r>
+    </w:p>
+    <w:p>
+      <w:pPr>
+        <w:spacing w:before="240" w:after="80"/>
+      </w:pPr>
+      <w:r>
+        <w:rPr>
+          <w:b/>
+          <w:color w:val="1F2D55"/>
+          <w:sz w:val="26"/>
+        </w:rPr>
+        <w:t>Closing</w:t>
+      </w:r>
+    </w:p>
+    <w:p>
+      <w:pPr>
+        <w:spacing w:after="80"/>
+      </w:pPr>
+      <w:r>
+        <w:rPr>
+          <w:i w:val="0"/>
+          <w:sz w:val="20"/>
+        </w:rPr>
+        <w:t>Five pillars; 11 divisions; one Group. Discipline in execution is the bridge between purpose and ambition.</w:t>
+      </w:r>
+    </w:p>
+    <w:p>
+      <w:pPr>
+        <w:jc w:val="center"/>
+      </w:pPr>
+      <w:r>
+        <w:rPr>
+          <w:i/>
+          <w:color w:val="9CA3AF"/>
+          <w:sz w:val="16"/>
+        </w:rPr>
+        <w:t>— END OF DOCUMENT —</w:t>
       </w:r>
     </w:p>
     <w:sectPr>
@@ -1125,10 +1692,6 @@
     <w:name w:val="Normal"/>
     <w:qFormat/>
     <w:rsid w:val="00FC693F"/>
-    <w:rPr>
-      <w:rFonts w:ascii="Aptos" w:hAnsi="Aptos"/>
-      <w:sz w:val="22"/>
-    </w:rPr>
   </w:style>
   <w:style w:type="paragraph" w:styleId="Header">
     <w:name w:val="header"/>
